--- a/templates_docx/Due_Notice_PSF_Template.docx
+++ b/templates_docx/Due_Notice_PSF_Template.docx
@@ -364,7 +364,19 @@
         <w:rPr>
           <w:sz w:val="16"/>
         </w:rPr>
-        <w:t>{{borrower_name}}</w:t>
+        <w:t>{{borrower_</w:t>
+      </w:r>
+      <w:r>
+        <w:rPr>
+          <w:sz w:val="16"/>
+        </w:rPr>
+        <w:t>mobile</w:t>
+      </w:r>
+      <w:r>
+        <w:rPr>
+          <w:sz w:val="16"/>
+        </w:rPr>
+        <w:t>}}</w:t>
       </w:r>
       <w:r>
         <w:rPr>
